--- a/assignment/assignment-2/Assignment 2 Object Detection with a Pretrained Backbone (DINO + Head).docx
+++ b/assignment/assignment-2/Assignment 2 Object Detection with a Pretrained Backbone (DINO + Head).docx
@@ -1168,7 +1168,15 @@
         </w:numPr>
       </w:pPr>
       <w:r>
-        <w:t>What backbone/model you used.</w:t>
+        <w:t xml:space="preserve">What backbone/model </w:t>
+      </w:r>
+      <w:proofErr w:type="gramStart"/>
+      <w:r>
+        <w:t>you used.</w:t>
+      </w:r>
+      <w:proofErr w:type="gramEnd"/>
+      <w:r>
+        <w:tab/>
       </w:r>
     </w:p>
     <w:p>
